--- a/teacher/docs/using-claude-easy-steps-learner-guide.docx
+++ b/teacher/docs/using-claude-easy-steps-learner-guide.docx
@@ -5,6 +5,7 @@
     <w:p>
       <w:pPr>
         <w:pStyle w:val="FirstParagraph"/>
+        <w:spacing w:before="0" w:after="60" w:line="240" w:lineRule="auto"/>
       </w:pPr>
       <w:r>
         <w:drawing>
@@ -53,6 +54,7 @@
     <w:p>
       <w:pPr>
         <w:pStyle w:val="Heading1"/>
+        <w:spacing w:before="120" w:after="40" w:line="240" w:lineRule="auto"/>
       </w:pPr>
       <w:r>
         <w:t xml:space="preserve">How to Use Claude: Easy Steps</w:t>
@@ -61,6 +63,7 @@
     <w:p>
       <w:pPr>
         <w:pStyle w:val="FirstParagraph"/>
+        <w:spacing w:before="0" w:after="60" w:line="240" w:lineRule="auto"/>
       </w:pPr>
       <w:r>
         <w:t xml:space="preserve">Oct 12, 2026 ·</w:t>
@@ -76,6 +79,7 @@
     <w:p>
       <w:pPr>
         <w:pStyle w:val="Heading2"/>
+        <w:spacing w:before="120" w:after="40" w:line="240" w:lineRule="auto"/>
       </w:pPr>
       <w:r>
         <w:t xml:space="preserve">Before you start</w:t>
@@ -84,6 +88,7 @@
     <w:p>
       <w:pPr>
         <w:pStyle w:val="FirstParagraph"/>
+        <w:spacing w:before="0" w:after="60" w:line="240" w:lineRule="auto"/>
       </w:pPr>
       <w:r>
         <w:t xml:space="preserve">You need 3 things.</w:t>
@@ -96,6 +101,7 @@
           <w:numId w:val="1001"/>
         </w:numPr>
         <w:pStyle w:val="Compact"/>
+        <w:spacing w:before="0" w:after="60" w:line="240" w:lineRule="auto"/>
       </w:pPr>
       <w:r>
         <w:t xml:space="preserve">☐</w:t>
@@ -124,6 +130,7 @@
           <w:numId w:val="1001"/>
         </w:numPr>
         <w:pStyle w:val="Compact"/>
+        <w:spacing w:before="0" w:after="60" w:line="240" w:lineRule="auto"/>
       </w:pPr>
       <w:r>
         <w:t xml:space="preserve">☐</w:t>
@@ -152,6 +159,7 @@
           <w:numId w:val="1001"/>
         </w:numPr>
         <w:pStyle w:val="Compact"/>
+        <w:spacing w:before="0" w:after="60" w:line="240" w:lineRule="auto"/>
       </w:pPr>
       <w:r>
         <w:t xml:space="preserve">☐</w:t>
@@ -176,6 +184,7 @@
     <w:p>
       <w:pPr>
         <w:pStyle w:val="FirstParagraph"/>
+        <w:spacing w:before="0" w:after="60" w:line="240" w:lineRule="auto"/>
       </w:pPr>
       <w:r>
         <w:t xml:space="preserve">No password. Claude does not use a password.</w:t>
@@ -186,6 +195,7 @@
     <w:p>
       <w:pPr>
         <w:pStyle w:val="Heading2"/>
+        <w:spacing w:before="120" w:after="40" w:line="240" w:lineRule="auto"/>
       </w:pPr>
       <w:r>
         <w:t xml:space="preserve">Sign up (the first time)</w:t>
@@ -198,6 +208,7 @@
           <w:numId w:val="1002"/>
         </w:numPr>
         <w:pStyle w:val="Compact"/>
+        <w:spacing w:before="0" w:after="60" w:line="240" w:lineRule="auto"/>
       </w:pPr>
       <w:r>
         <w:t xml:space="preserve">Open the internet. Tap</w:t>
@@ -239,6 +250,7 @@
           <w:numId w:val="1002"/>
         </w:numPr>
         <w:pStyle w:val="Compact"/>
+        <w:spacing w:before="0" w:after="60" w:line="240" w:lineRule="auto"/>
       </w:pPr>
       <w:r>
         <w:t xml:space="preserve">Type</w:t>
@@ -280,6 +292,7 @@
           <w:numId w:val="1002"/>
         </w:numPr>
         <w:pStyle w:val="Compact"/>
+        <w:spacing w:before="0" w:after="60" w:line="240" w:lineRule="auto"/>
       </w:pPr>
       <w:r>
         <w:t xml:space="preserve">Do you have</w:t>
@@ -318,6 +331,7 @@
           <w:numId w:val="1002"/>
         </w:numPr>
         <w:pStyle w:val="Compact"/>
+        <w:spacing w:before="0" w:after="60" w:line="240" w:lineRule="auto"/>
       </w:pPr>
       <w:r>
         <w:t xml:space="preserve">No Gmail? Type your email. Tap</w:t>
@@ -343,6 +357,7 @@
           <w:numId w:val="1002"/>
         </w:numPr>
         <w:pStyle w:val="Compact"/>
+        <w:spacing w:before="0" w:after="60" w:line="240" w:lineRule="auto"/>
       </w:pPr>
       <w:r>
         <w:t xml:space="preserve">Open your email. Find the email from</w:t>
@@ -381,6 +396,7 @@
           <w:numId w:val="1003"/>
         </w:numPr>
         <w:pStyle w:val="Compact"/>
+        <w:spacing w:before="0" w:after="60" w:line="240" w:lineRule="auto"/>
       </w:pPr>
       <w:r>
         <w:t xml:space="preserve">No email? Look in</w:t>
@@ -422,6 +438,7 @@
           <w:numId w:val="1002"/>
         </w:numPr>
         <w:pStyle w:val="Compact"/>
+        <w:spacing w:before="0" w:after="60" w:line="240" w:lineRule="auto"/>
       </w:pPr>
       <w:r>
         <w:t xml:space="preserve">Type your</w:t>
@@ -460,6 +477,7 @@
           <w:numId w:val="1002"/>
         </w:numPr>
         <w:pStyle w:val="Compact"/>
+        <w:spacing w:before="0" w:after="60" w:line="240" w:lineRule="auto"/>
       </w:pPr>
       <w:r>
         <w:t xml:space="preserve">You get a</w:t>
@@ -488,6 +506,7 @@
           <w:numId w:val="1002"/>
         </w:numPr>
         <w:pStyle w:val="Compact"/>
+        <w:spacing w:before="0" w:after="60" w:line="240" w:lineRule="auto"/>
       </w:pPr>
       <w:r>
         <w:t xml:space="preserve">Type your</w:t>
@@ -526,6 +545,7 @@
           <w:numId w:val="1002"/>
         </w:numPr>
         <w:pStyle w:val="Compact"/>
+        <w:spacing w:before="0" w:after="60" w:line="240" w:lineRule="auto"/>
       </w:pPr>
       <w:r>
         <w:t xml:space="preserve">Finished! You can see Claude.</w:t>
@@ -536,6 +556,7 @@
     <w:p>
       <w:pPr>
         <w:pStyle w:val="Heading2"/>
+        <w:spacing w:before="120" w:after="40" w:line="240" w:lineRule="auto"/>
       </w:pPr>
       <w:r>
         <w:t xml:space="preserve">Log in (next time)</w:t>
@@ -548,6 +569,7 @@
           <w:numId w:val="1004"/>
         </w:numPr>
         <w:pStyle w:val="Compact"/>
+        <w:spacing w:before="0" w:after="60" w:line="240" w:lineRule="auto"/>
       </w:pPr>
       <w:r>
         <w:t xml:space="preserve">Type</w:t>
@@ -586,6 +608,7 @@
           <w:numId w:val="1004"/>
         </w:numPr>
         <w:pStyle w:val="Compact"/>
+        <w:spacing w:before="0" w:after="60" w:line="240" w:lineRule="auto"/>
       </w:pPr>
       <w:r>
         <w:t xml:space="preserve">Tap</w:t>
@@ -624,6 +647,7 @@
           <w:numId w:val="1004"/>
         </w:numPr>
         <w:pStyle w:val="Compact"/>
+        <w:spacing w:before="0" w:after="60" w:line="240" w:lineRule="auto"/>
       </w:pPr>
       <w:r>
         <w:t xml:space="preserve">Email? Open your email. Tap the</w:t>
@@ -652,6 +676,7 @@
           <w:numId w:val="1004"/>
         </w:numPr>
         <w:pStyle w:val="Compact"/>
+        <w:spacing w:before="0" w:after="60" w:line="240" w:lineRule="auto"/>
       </w:pPr>
       <w:r>
         <w:t xml:space="preserve">You are in!</w:t>
@@ -660,6 +685,7 @@
     <w:p>
       <w:pPr>
         <w:pStyle w:val="FirstParagraph"/>
+        <w:spacing w:before="0" w:after="60" w:line="240" w:lineRule="auto"/>
       </w:pPr>
       <w:r>
         <w:t xml:space="preserve">Use the</w:t>
@@ -686,6 +712,7 @@
     <w:p>
       <w:pPr>
         <w:pStyle w:val="Heading2"/>
+        <w:spacing w:before="120" w:after="40" w:line="240" w:lineRule="auto"/>
       </w:pPr>
       <w:r>
         <w:t xml:space="preserve">Open the class activity</w:t>
@@ -698,6 +725,7 @@
           <w:numId w:val="1005"/>
         </w:numPr>
         <w:pStyle w:val="Compact"/>
+        <w:spacing w:before="0" w:after="60" w:line="240" w:lineRule="auto"/>
       </w:pPr>
       <w:r>
         <w:t xml:space="preserve">Log in to Claude first.</w:t>
@@ -710,6 +738,7 @@
           <w:numId w:val="1005"/>
         </w:numPr>
         <w:pStyle w:val="Compact"/>
+        <w:spacing w:before="0" w:after="60" w:line="240" w:lineRule="auto"/>
       </w:pPr>
       <w:r>
         <w:t xml:space="preserve">Your teacher sends you a</w:t>
@@ -735,6 +764,7 @@
           <w:numId w:val="1005"/>
         </w:numPr>
         <w:pStyle w:val="Compact"/>
+        <w:spacing w:before="0" w:after="60" w:line="240" w:lineRule="auto"/>
       </w:pPr>
       <w:r>
         <w:t xml:space="preserve">Write your</w:t>
@@ -773,6 +803,7 @@
           <w:numId w:val="1005"/>
         </w:numPr>
         <w:pStyle w:val="Compact"/>
+        <w:spacing w:before="0" w:after="60" w:line="240" w:lineRule="auto"/>
       </w:pPr>
       <w:r>
         <w:t xml:space="preserve">A box asks: can this page use Claude? Tap</w:t>
@@ -798,6 +829,7 @@
           <w:numId w:val="1005"/>
         </w:numPr>
         <w:pStyle w:val="Compact"/>
+        <w:spacing w:before="0" w:after="60" w:line="240" w:lineRule="auto"/>
       </w:pPr>
       <w:r>
         <w:t xml:space="preserve">Write. Tap</w:t>
@@ -821,6 +853,7 @@
     <w:p>
       <w:pPr>
         <w:pStyle w:val="Heading2"/>
+        <w:spacing w:before="120" w:after="40" w:line="240" w:lineRule="auto"/>
       </w:pPr>
       <w:r>
         <w:t xml:space="preserve">Problems? Help!</w:t>
@@ -854,6 +887,7 @@
           <w:p>
             <w:pPr>
               <w:pStyle w:val="Compact"/>
+              <w:spacing w:before="0" w:after="60" w:line="240" w:lineRule="auto"/>
               <w:jc w:val="left"/>
             </w:pPr>
             <w:r>
@@ -866,6 +900,7 @@
           <w:p>
             <w:pPr>
               <w:pStyle w:val="Compact"/>
+              <w:spacing w:before="0" w:after="60" w:line="240" w:lineRule="auto"/>
               <w:jc w:val="left"/>
             </w:pPr>
             <w:r>
@@ -880,6 +915,7 @@
           <w:p>
             <w:pPr>
               <w:pStyle w:val="Compact"/>
+              <w:spacing w:before="0" w:after="60" w:line="240" w:lineRule="auto"/>
               <w:jc w:val="left"/>
             </w:pPr>
             <w:r>
@@ -892,6 +928,7 @@
           <w:p>
             <w:pPr>
               <w:pStyle w:val="Compact"/>
+              <w:spacing w:before="0" w:after="60" w:line="240" w:lineRule="auto"/>
               <w:jc w:val="left"/>
             </w:pPr>
             <w:r>
@@ -935,6 +972,7 @@
           <w:p>
             <w:pPr>
               <w:pStyle w:val="Compact"/>
+              <w:spacing w:before="0" w:after="60" w:line="240" w:lineRule="auto"/>
               <w:jc w:val="left"/>
             </w:pPr>
             <w:r>
@@ -947,6 +985,7 @@
           <w:p>
             <w:pPr>
               <w:pStyle w:val="Compact"/>
+              <w:spacing w:before="0" w:after="60" w:line="240" w:lineRule="auto"/>
               <w:jc w:val="left"/>
             </w:pPr>
             <w:r>
@@ -990,6 +1029,7 @@
           <w:p>
             <w:pPr>
               <w:pStyle w:val="Compact"/>
+              <w:spacing w:before="0" w:after="60" w:line="240" w:lineRule="auto"/>
               <w:jc w:val="left"/>
             </w:pPr>
             <w:r>
@@ -1012,6 +1052,7 @@
           <w:p>
             <w:pPr>
               <w:pStyle w:val="Compact"/>
+              <w:spacing w:before="0" w:after="60" w:line="240" w:lineRule="auto"/>
               <w:jc w:val="left"/>
             </w:pPr>
             <w:r>
@@ -1026,6 +1067,7 @@
           <w:p>
             <w:pPr>
               <w:pStyle w:val="Compact"/>
+              <w:spacing w:before="0" w:after="60" w:line="240" w:lineRule="auto"/>
               <w:jc w:val="left"/>
             </w:pPr>
             <w:r>
@@ -1038,6 +1080,7 @@
           <w:p>
             <w:pPr>
               <w:pStyle w:val="Compact"/>
+              <w:spacing w:before="0" w:after="60" w:line="240" w:lineRule="auto"/>
               <w:jc w:val="left"/>
             </w:pPr>
             <w:r>
@@ -1052,6 +1095,7 @@
           <w:p>
             <w:pPr>
               <w:pStyle w:val="Compact"/>
+              <w:spacing w:before="0" w:after="60" w:line="240" w:lineRule="auto"/>
               <w:jc w:val="left"/>
             </w:pPr>
             <w:r>
@@ -1064,6 +1108,7 @@
           <w:p>
             <w:pPr>
               <w:pStyle w:val="Compact"/>
+              <w:spacing w:before="0" w:after="60" w:line="240" w:lineRule="auto"/>
               <w:jc w:val="left"/>
             </w:pPr>
             <w:r>
@@ -1078,6 +1123,7 @@
     <w:p>
       <w:pPr>
         <w:pStyle w:val="Heading2"/>
+        <w:spacing w:before="120" w:after="40" w:line="240" w:lineRule="auto"/>
       </w:pPr>
       <w:r>
         <w:t xml:space="preserve">Key words</w:t>
@@ -1111,6 +1157,7 @@
           <w:p>
             <w:pPr>
               <w:pStyle w:val="Compact"/>
+              <w:spacing w:before="0" w:after="60" w:line="240" w:lineRule="auto"/>
               <w:jc w:val="left"/>
             </w:pPr>
             <w:r>
@@ -1123,6 +1170,7 @@
           <w:p>
             <w:pPr>
               <w:pStyle w:val="Compact"/>
+              <w:spacing w:before="0" w:after="60" w:line="240" w:lineRule="auto"/>
               <w:jc w:val="left"/>
             </w:pPr>
             <w:r>
@@ -1137,6 +1185,7 @@
           <w:p>
             <w:pPr>
               <w:pStyle w:val="Compact"/>
+              <w:spacing w:before="0" w:after="60" w:line="240" w:lineRule="auto"/>
               <w:jc w:val="left"/>
             </w:pPr>
             <w:r>
@@ -1149,6 +1198,7 @@
           <w:p>
             <w:pPr>
               <w:pStyle w:val="Compact"/>
+              <w:spacing w:before="0" w:after="60" w:line="240" w:lineRule="auto"/>
               <w:jc w:val="left"/>
             </w:pPr>
             <w:r>
@@ -1163,6 +1213,7 @@
           <w:p>
             <w:pPr>
               <w:pStyle w:val="Compact"/>
+              <w:spacing w:before="0" w:after="60" w:line="240" w:lineRule="auto"/>
               <w:jc w:val="left"/>
             </w:pPr>
             <w:r>
@@ -1175,6 +1226,7 @@
           <w:p>
             <w:pPr>
               <w:pStyle w:val="Compact"/>
+              <w:spacing w:before="0" w:after="60" w:line="240" w:lineRule="auto"/>
               <w:jc w:val="left"/>
             </w:pPr>
             <w:r>
@@ -1189,6 +1241,7 @@
           <w:p>
             <w:pPr>
               <w:pStyle w:val="Compact"/>
+              <w:spacing w:before="0" w:after="60" w:line="240" w:lineRule="auto"/>
               <w:jc w:val="left"/>
             </w:pPr>
             <w:r>
@@ -1201,6 +1254,7 @@
           <w:p>
             <w:pPr>
               <w:pStyle w:val="Compact"/>
+              <w:spacing w:before="0" w:after="60" w:line="240" w:lineRule="auto"/>
               <w:jc w:val="left"/>
             </w:pPr>
             <w:r>
@@ -1215,6 +1269,7 @@
           <w:p>
             <w:pPr>
               <w:pStyle w:val="Compact"/>
+              <w:spacing w:before="0" w:after="60" w:line="240" w:lineRule="auto"/>
               <w:jc w:val="left"/>
             </w:pPr>
             <w:r>
@@ -1227,6 +1282,7 @@
           <w:p>
             <w:pPr>
               <w:pStyle w:val="Compact"/>
+              <w:spacing w:before="0" w:after="60" w:line="240" w:lineRule="auto"/>
               <w:jc w:val="left"/>
             </w:pPr>
             <w:r>
@@ -1241,6 +1297,7 @@
           <w:p>
             <w:pPr>
               <w:pStyle w:val="Compact"/>
+              <w:spacing w:before="0" w:after="60" w:line="240" w:lineRule="auto"/>
               <w:jc w:val="left"/>
             </w:pPr>
             <w:r>
@@ -1253,6 +1310,7 @@
           <w:p>
             <w:pPr>
               <w:pStyle w:val="Compact"/>
+              <w:spacing w:before="0" w:after="60" w:line="240" w:lineRule="auto"/>
               <w:jc w:val="left"/>
             </w:pPr>
             <w:r>
@@ -1267,6 +1325,7 @@
           <w:p>
             <w:pPr>
               <w:pStyle w:val="Compact"/>
+              <w:spacing w:before="0" w:after="60" w:line="240" w:lineRule="auto"/>
               <w:jc w:val="left"/>
             </w:pPr>
             <w:r>
@@ -1279,6 +1338,7 @@
           <w:p>
             <w:pPr>
               <w:pStyle w:val="Compact"/>
+              <w:spacing w:before="0" w:after="60" w:line="240" w:lineRule="auto"/>
               <w:jc w:val="left"/>
             </w:pPr>
             <w:r>
@@ -1291,6 +1351,7 @@
     <w:p>
       <w:pPr>
         <w:pStyle w:val="BodyText"/>
+        <w:spacing w:before="0" w:after="60" w:line="240" w:lineRule="auto"/>
       </w:pPr>
       <w:r>
         <w:t xml:space="preserve">Teacher note: Claude needs a mobile number that gets texts, and accounts are for adults (18+). Sources:</w:t>
@@ -1328,7 +1389,7 @@
     <w:bookmarkEnd w:id="31"/>
     <w:sectPr>
       <w:pgSz w:h="16838" w:w="11906"/>
-      <w:pgMar w:bottom="1020" w:left="1020" w:right="1020" w:top="1020"/>
+      <w:pgMar w:bottom="680" w:left="737" w:right="737" w:top="680" w:header="340" w:footer="340"/>
     </w:sectPr>
   </w:body>
 </w:document>
@@ -1834,7 +1895,7 @@
       <w:spacing w:after="0" w:before="300"/>
     </w:pPr>
     <w:rPr>
-      <w:sz w:val="20"/>
+      <w:sz w:val="22"/>
       <w:szCs w:val="20"/>
       <w:rFonts w:ascii="Arial" w:cs="Arial" w:eastAsia="Arial" w:hAnsi="Arial"/>
       <w:b/>
@@ -1854,7 +1915,7 @@
     </w:pPr>
     <w:rPr>
       <w:rFonts w:ascii="Arial" w:cs="Arial" w:eastAsia="Arial" w:hAnsi="Arial"/>
-      <w:sz w:val="20"/>
+      <w:sz w:val="22"/>
       <w:szCs w:val="20"/>
     </w:rPr>
   </w:style>

--- a/teacher/docs/using-claude-easy-steps-learner-guide.docx
+++ b/teacher/docs/using-claude-easy-steps-learner-guide.docx
@@ -5,6 +5,7 @@
     <w:p>
       <w:pPr>
         <w:pStyle w:val="FirstParagraph"/>
+        <w:keepNext/>
         <w:spacing w:before="0" w:after="60" w:line="240" w:lineRule="auto"/>
       </w:pPr>
       <w:r>
@@ -54,6 +55,7 @@
     <w:p>
       <w:pPr>
         <w:pStyle w:val="Heading1"/>
+        <w:keepNext/>
         <w:spacing w:before="120" w:after="40" w:line="240" w:lineRule="auto"/>
       </w:pPr>
       <w:r>
@@ -63,6 +65,7 @@
     <w:p>
       <w:pPr>
         <w:pStyle w:val="FirstParagraph"/>
+        <w:keepNext/>
         <w:spacing w:before="0" w:after="60" w:line="240" w:lineRule="auto"/>
       </w:pPr>
       <w:r>
@@ -79,7 +82,8 @@
     <w:p>
       <w:pPr>
         <w:pStyle w:val="Heading2"/>
-        <w:spacing w:before="120" w:after="40" w:line="240" w:lineRule="auto"/>
+        <w:keepNext/>
+        <w:spacing w:before="840" w:after="40" w:line="240" w:lineRule="auto"/>
       </w:pPr>
       <w:r>
         <w:t xml:space="preserve">Before you start</w:t>
@@ -88,6 +92,7 @@
     <w:p>
       <w:pPr>
         <w:pStyle w:val="FirstParagraph"/>
+        <w:keepNext/>
         <w:spacing w:before="0" w:after="60" w:line="240" w:lineRule="auto"/>
       </w:pPr>
       <w:r>
@@ -96,6 +101,7 @@
     </w:p>
     <w:p>
       <w:pPr>
+        <w:keepNext/>
         <w:numPr>
           <w:ilvl w:val="0"/>
           <w:numId w:val="1001"/>
@@ -125,6 +131,7 @@
     </w:p>
     <w:p>
       <w:pPr>
+        <w:keepNext/>
         <w:numPr>
           <w:ilvl w:val="0"/>
           <w:numId w:val="1001"/>
@@ -154,6 +161,7 @@
     </w:p>
     <w:p>
       <w:pPr>
+        <w:keepNext/>
         <w:numPr>
           <w:ilvl w:val="0"/>
           <w:numId w:val="1001"/>
@@ -184,6 +192,7 @@
     <w:p>
       <w:pPr>
         <w:pStyle w:val="FirstParagraph"/>
+        <w:keepNext/>
         <w:spacing w:before="0" w:after="60" w:line="240" w:lineRule="auto"/>
       </w:pPr>
       <w:r>
@@ -195,7 +204,8 @@
     <w:p>
       <w:pPr>
         <w:pStyle w:val="Heading2"/>
-        <w:spacing w:before="120" w:after="40" w:line="240" w:lineRule="auto"/>
+        <w:keepNext/>
+        <w:spacing w:before="840" w:after="40" w:line="240" w:lineRule="auto"/>
       </w:pPr>
       <w:r>
         <w:t xml:space="preserve">Sign up (the first time)</w:t>
@@ -203,6 +213,7 @@
     </w:p>
     <w:p>
       <w:pPr>
+        <w:keepNext/>
         <w:numPr>
           <w:ilvl w:val="0"/>
           <w:numId w:val="1002"/>
@@ -245,6 +256,7 @@
     </w:p>
     <w:p>
       <w:pPr>
+        <w:keepNext/>
         <w:numPr>
           <w:ilvl w:val="0"/>
           <w:numId w:val="1002"/>
@@ -287,6 +299,7 @@
     </w:p>
     <w:p>
       <w:pPr>
+        <w:keepNext/>
         <w:numPr>
           <w:ilvl w:val="0"/>
           <w:numId w:val="1002"/>
@@ -326,6 +339,7 @@
     </w:p>
     <w:p>
       <w:pPr>
+        <w:keepNext/>
         <w:numPr>
           <w:ilvl w:val="0"/>
           <w:numId w:val="1002"/>
@@ -352,6 +366,7 @@
     </w:p>
     <w:p>
       <w:pPr>
+        <w:keepNext/>
         <w:numPr>
           <w:ilvl w:val="0"/>
           <w:numId w:val="1002"/>
@@ -391,6 +406,7 @@
     </w:p>
     <w:p>
       <w:pPr>
+        <w:keepNext/>
         <w:numPr>
           <w:ilvl w:val="1"/>
           <w:numId w:val="1003"/>
@@ -433,6 +449,7 @@
     </w:p>
     <w:p>
       <w:pPr>
+        <w:keepNext/>
         <w:numPr>
           <w:ilvl w:val="0"/>
           <w:numId w:val="1002"/>
@@ -472,6 +489,7 @@
     </w:p>
     <w:p>
       <w:pPr>
+        <w:keepNext/>
         <w:numPr>
           <w:ilvl w:val="0"/>
           <w:numId w:val="1002"/>
@@ -501,6 +519,7 @@
     </w:p>
     <w:p>
       <w:pPr>
+        <w:keepNext/>
         <w:numPr>
           <w:ilvl w:val="0"/>
           <w:numId w:val="1002"/>
@@ -540,6 +559,7 @@
     </w:p>
     <w:p>
       <w:pPr>
+        <w:keepNext/>
         <w:numPr>
           <w:ilvl w:val="0"/>
           <w:numId w:val="1002"/>
@@ -556,6 +576,8 @@
     <w:p>
       <w:pPr>
         <w:pStyle w:val="Heading2"/>
+        <w:keepNext/>
+        <w:pageBreakBefore/>
         <w:spacing w:before="120" w:after="40" w:line="240" w:lineRule="auto"/>
       </w:pPr>
       <w:r>
@@ -564,6 +586,7 @@
     </w:p>
     <w:p>
       <w:pPr>
+        <w:keepNext/>
         <w:numPr>
           <w:ilvl w:val="0"/>
           <w:numId w:val="1004"/>
@@ -603,6 +626,7 @@
     </w:p>
     <w:p>
       <w:pPr>
+        <w:keepNext/>
         <w:numPr>
           <w:ilvl w:val="0"/>
           <w:numId w:val="1004"/>
@@ -642,6 +666,7 @@
     </w:p>
     <w:p>
       <w:pPr>
+        <w:keepNext/>
         <w:numPr>
           <w:ilvl w:val="0"/>
           <w:numId w:val="1004"/>
@@ -671,6 +696,7 @@
     </w:p>
     <w:p>
       <w:pPr>
+        <w:keepNext/>
         <w:numPr>
           <w:ilvl w:val="0"/>
           <w:numId w:val="1004"/>
@@ -685,6 +711,7 @@
     <w:p>
       <w:pPr>
         <w:pStyle w:val="FirstParagraph"/>
+        <w:keepNext/>
         <w:spacing w:before="0" w:after="60" w:line="240" w:lineRule="auto"/>
       </w:pPr>
       <w:r>
@@ -712,7 +739,8 @@
     <w:p>
       <w:pPr>
         <w:pStyle w:val="Heading2"/>
-        <w:spacing w:before="120" w:after="40" w:line="240" w:lineRule="auto"/>
+        <w:keepNext/>
+        <w:spacing w:before="840" w:after="40" w:line="240" w:lineRule="auto"/>
       </w:pPr>
       <w:r>
         <w:t xml:space="preserve">Open the class activity</w:t>
@@ -720,6 +748,7 @@
     </w:p>
     <w:p>
       <w:pPr>
+        <w:keepNext/>
         <w:numPr>
           <w:ilvl w:val="0"/>
           <w:numId w:val="1005"/>
@@ -733,6 +762,7 @@
     </w:p>
     <w:p>
       <w:pPr>
+        <w:keepNext/>
         <w:numPr>
           <w:ilvl w:val="0"/>
           <w:numId w:val="1005"/>
@@ -759,6 +789,7 @@
     </w:p>
     <w:p>
       <w:pPr>
+        <w:keepNext/>
         <w:numPr>
           <w:ilvl w:val="0"/>
           <w:numId w:val="1005"/>
@@ -798,6 +829,7 @@
     </w:p>
     <w:p>
       <w:pPr>
+        <w:keepNext/>
         <w:numPr>
           <w:ilvl w:val="0"/>
           <w:numId w:val="1005"/>
@@ -824,6 +856,7 @@
     </w:p>
     <w:p>
       <w:pPr>
+        <w:keepNext/>
         <w:numPr>
           <w:ilvl w:val="0"/>
           <w:numId w:val="1005"/>
@@ -853,7 +886,8 @@
     <w:p>
       <w:pPr>
         <w:pStyle w:val="Heading2"/>
-        <w:spacing w:before="120" w:after="40" w:line="240" w:lineRule="auto"/>
+        <w:keepNext/>
+        <w:spacing w:before="840" w:after="40" w:line="240" w:lineRule="auto"/>
       </w:pPr>
       <w:r>
         <w:t xml:space="preserve">Problems? Help!</w:t>
@@ -887,6 +921,7 @@
           <w:p>
             <w:pPr>
               <w:pStyle w:val="Compact"/>
+              <w:keepNext/>
               <w:spacing w:before="0" w:after="60" w:line="240" w:lineRule="auto"/>
               <w:jc w:val="left"/>
             </w:pPr>
@@ -900,6 +935,7 @@
           <w:p>
             <w:pPr>
               <w:pStyle w:val="Compact"/>
+              <w:keepNext/>
               <w:spacing w:before="0" w:after="60" w:line="240" w:lineRule="auto"/>
               <w:jc w:val="left"/>
             </w:pPr>
@@ -915,6 +951,7 @@
           <w:p>
             <w:pPr>
               <w:pStyle w:val="Compact"/>
+              <w:keepNext/>
               <w:spacing w:before="0" w:after="60" w:line="240" w:lineRule="auto"/>
               <w:jc w:val="left"/>
             </w:pPr>
@@ -928,6 +965,7 @@
           <w:p>
             <w:pPr>
               <w:pStyle w:val="Compact"/>
+              <w:keepNext/>
               <w:spacing w:before="0" w:after="60" w:line="240" w:lineRule="auto"/>
               <w:jc w:val="left"/>
             </w:pPr>
@@ -972,6 +1010,7 @@
           <w:p>
             <w:pPr>
               <w:pStyle w:val="Compact"/>
+              <w:keepNext/>
               <w:spacing w:before="0" w:after="60" w:line="240" w:lineRule="auto"/>
               <w:jc w:val="left"/>
             </w:pPr>
@@ -985,6 +1024,7 @@
           <w:p>
             <w:pPr>
               <w:pStyle w:val="Compact"/>
+              <w:keepNext/>
               <w:spacing w:before="0" w:after="60" w:line="240" w:lineRule="auto"/>
               <w:jc w:val="left"/>
             </w:pPr>
@@ -1029,6 +1069,7 @@
           <w:p>
             <w:pPr>
               <w:pStyle w:val="Compact"/>
+              <w:keepNext/>
               <w:spacing w:before="0" w:after="60" w:line="240" w:lineRule="auto"/>
               <w:jc w:val="left"/>
             </w:pPr>
@@ -1052,6 +1093,7 @@
           <w:p>
             <w:pPr>
               <w:pStyle w:val="Compact"/>
+              <w:keepNext/>
               <w:spacing w:before="0" w:after="60" w:line="240" w:lineRule="auto"/>
               <w:jc w:val="left"/>
             </w:pPr>
@@ -1067,6 +1109,7 @@
           <w:p>
             <w:pPr>
               <w:pStyle w:val="Compact"/>
+              <w:keepNext/>
               <w:spacing w:before="0" w:after="60" w:line="240" w:lineRule="auto"/>
               <w:jc w:val="left"/>
             </w:pPr>
@@ -1080,6 +1123,7 @@
           <w:p>
             <w:pPr>
               <w:pStyle w:val="Compact"/>
+              <w:keepNext/>
               <w:spacing w:before="0" w:after="60" w:line="240" w:lineRule="auto"/>
               <w:jc w:val="left"/>
             </w:pPr>
@@ -1095,6 +1139,7 @@
           <w:p>
             <w:pPr>
               <w:pStyle w:val="Compact"/>
+              <w:keepNext/>
               <w:spacing w:before="0" w:after="60" w:line="240" w:lineRule="auto"/>
               <w:jc w:val="left"/>
             </w:pPr>
@@ -1108,6 +1153,7 @@
           <w:p>
             <w:pPr>
               <w:pStyle w:val="Compact"/>
+              <w:keepNext/>
               <w:spacing w:before="0" w:after="60" w:line="240" w:lineRule="auto"/>
               <w:jc w:val="left"/>
             </w:pPr>
@@ -1123,7 +1169,8 @@
     <w:p>
       <w:pPr>
         <w:pStyle w:val="Heading2"/>
-        <w:spacing w:before="120" w:after="40" w:line="240" w:lineRule="auto"/>
+        <w:keepNext/>
+        <w:spacing w:before="840" w:after="40" w:line="240" w:lineRule="auto"/>
       </w:pPr>
       <w:r>
         <w:t xml:space="preserve">Key words</w:t>
@@ -1157,6 +1204,7 @@
           <w:p>
             <w:pPr>
               <w:pStyle w:val="Compact"/>
+              <w:keepNext/>
               <w:spacing w:before="0" w:after="60" w:line="240" w:lineRule="auto"/>
               <w:jc w:val="left"/>
             </w:pPr>
@@ -1170,6 +1218,7 @@
           <w:p>
             <w:pPr>
               <w:pStyle w:val="Compact"/>
+              <w:keepNext/>
               <w:spacing w:before="0" w:after="60" w:line="240" w:lineRule="auto"/>
               <w:jc w:val="left"/>
             </w:pPr>
@@ -1185,6 +1234,7 @@
           <w:p>
             <w:pPr>
               <w:pStyle w:val="Compact"/>
+              <w:keepNext/>
               <w:spacing w:before="0" w:after="60" w:line="240" w:lineRule="auto"/>
               <w:jc w:val="left"/>
             </w:pPr>
@@ -1198,6 +1248,7 @@
           <w:p>
             <w:pPr>
               <w:pStyle w:val="Compact"/>
+              <w:keepNext/>
               <w:spacing w:before="0" w:after="60" w:line="240" w:lineRule="auto"/>
               <w:jc w:val="left"/>
             </w:pPr>
@@ -1213,6 +1264,7 @@
           <w:p>
             <w:pPr>
               <w:pStyle w:val="Compact"/>
+              <w:keepNext/>
               <w:spacing w:before="0" w:after="60" w:line="240" w:lineRule="auto"/>
               <w:jc w:val="left"/>
             </w:pPr>
@@ -1226,6 +1278,7 @@
           <w:p>
             <w:pPr>
               <w:pStyle w:val="Compact"/>
+              <w:keepNext/>
               <w:spacing w:before="0" w:after="60" w:line="240" w:lineRule="auto"/>
               <w:jc w:val="left"/>
             </w:pPr>
@@ -1241,6 +1294,7 @@
           <w:p>
             <w:pPr>
               <w:pStyle w:val="Compact"/>
+              <w:keepNext/>
               <w:spacing w:before="0" w:after="60" w:line="240" w:lineRule="auto"/>
               <w:jc w:val="left"/>
             </w:pPr>
@@ -1254,6 +1308,7 @@
           <w:p>
             <w:pPr>
               <w:pStyle w:val="Compact"/>
+              <w:keepNext/>
               <w:spacing w:before="0" w:after="60" w:line="240" w:lineRule="auto"/>
               <w:jc w:val="left"/>
             </w:pPr>
@@ -1269,6 +1324,7 @@
           <w:p>
             <w:pPr>
               <w:pStyle w:val="Compact"/>
+              <w:keepNext/>
               <w:spacing w:before="0" w:after="60" w:line="240" w:lineRule="auto"/>
               <w:jc w:val="left"/>
             </w:pPr>
@@ -1282,6 +1338,7 @@
           <w:p>
             <w:pPr>
               <w:pStyle w:val="Compact"/>
+              <w:keepNext/>
               <w:spacing w:before="0" w:after="60" w:line="240" w:lineRule="auto"/>
               <w:jc w:val="left"/>
             </w:pPr>
@@ -1297,6 +1354,7 @@
           <w:p>
             <w:pPr>
               <w:pStyle w:val="Compact"/>
+              <w:keepNext/>
               <w:spacing w:before="0" w:after="60" w:line="240" w:lineRule="auto"/>
               <w:jc w:val="left"/>
             </w:pPr>
@@ -1310,6 +1368,7 @@
           <w:p>
             <w:pPr>
               <w:pStyle w:val="Compact"/>
+              <w:keepNext/>
               <w:spacing w:before="0" w:after="60" w:line="240" w:lineRule="auto"/>
               <w:jc w:val="left"/>
             </w:pPr>
@@ -1325,6 +1384,7 @@
           <w:p>
             <w:pPr>
               <w:pStyle w:val="Compact"/>
+              <w:keepNext/>
               <w:spacing w:before="0" w:after="60" w:line="240" w:lineRule="auto"/>
               <w:jc w:val="left"/>
             </w:pPr>
@@ -1338,6 +1398,7 @@
           <w:p>
             <w:pPr>
               <w:pStyle w:val="Compact"/>
+              <w:keepNext/>
               <w:spacing w:before="0" w:after="60" w:line="240" w:lineRule="auto"/>
               <w:jc w:val="left"/>
             </w:pPr>
@@ -1351,6 +1412,7 @@
     <w:p>
       <w:pPr>
         <w:pStyle w:val="BodyText"/>
+        <w:keepNext/>
         <w:spacing w:before="0" w:after="60" w:line="240" w:lineRule="auto"/>
       </w:pPr>
       <w:r>
